--- a/Alejandro Escamilla - Resume.docx
+++ b/Alejandro Escamilla - Resume.docx
@@ -32,7 +32,7 @@
           <w:szCs w:val="18"/>
           <w:lang w:val="en-US"/>
         </w:rPr>
-        <w:t>(224) 425-6301  |  ae42@illinois.edu  |  linkedin.com/in/alejandro-escamilla-512934256  |  github.com/AlejandroE25  |  aescamilla.uk</w:t>
+        <w:t>(224) 425-6301  |  ae42@illinois.edu  |  linkedin.com/in/alejandroe06  |  github.com/AlejandroE25  |  aescamilla.uk</w:t>
       </w:r>
     </w:p>
     <w:p xmlns:wp14="http://schemas.microsoft.com/office/word/2010/wordml" wp14:textId="77777777">
@@ -71,24 +71,6 @@
           <w:szCs w:val="22"/>
         </w:rPr>
         <w:t xml:space="preserve">University of Illinois Urbana-Champaign</w:t>
-      </w:r>
-      <w:r>
-        <w:rPr>
-          <w:rFonts w:ascii="Calibri" w:hAnsi="Calibri" w:eastAsia="Calibri" w:cs="Calibri"/>
-          <w:sz w:val="22"/>
-          <w:szCs w:val="22"/>
-        </w:rPr>
-        <w:t xml:space="preserve">	</w:t>
-      </w:r>
-      <w:r>
-        <w:rPr>
-          <w:rFonts w:ascii="Calibri" w:hAnsi="Calibri" w:eastAsia="Calibri" w:cs="Calibri"/>
-          <w:i/>
-          <w:iCs/>
-          <w:sz w:val="22"/>
-          <w:szCs w:val="22"/>
-        </w:rPr>
-        <w:t xml:space="preserve">Urbana, IL</w:t>
       </w:r>
     </w:p>
     <w:p xmlns:wp14="http://schemas.microsoft.com/office/word/2010/wordml" wp14:textId="77777777">
@@ -456,23 +438,6 @@
         </w:rPr>
         <w:t xml:space="preserve">University of Illinois Technology Services</w:t>
       </w:r>
-      <w:r>
-        <w:rPr>
-          <w:rFonts w:ascii="Calibri" w:hAnsi="Calibri" w:eastAsia="Calibri" w:cs="Calibri"/>
-          <w:sz w:val="22"/>
-          <w:szCs w:val="22"/>
-        </w:rPr>
-        <w:t xml:space="preserve">	</w:t>
-      </w:r>
-      <w:r>
-        <w:rPr>
-          <w:rFonts w:ascii="Calibri" w:hAnsi="Calibri" w:eastAsia="Calibri" w:cs="Calibri"/>
-          <w:color w:val="404040"/>
-          <w:sz w:val="22"/>
-          <w:szCs w:val="22"/>
-        </w:rPr>
-        <w:t xml:space="preserve">Urbana, IL</w:t>
-      </w:r>
     </w:p>
     <w:p xmlns:wp14="http://schemas.microsoft.com/office/word/2010/wordml" wp14:textId="77777777">
       <w:pPr>
@@ -525,7 +490,7 @@
           <w:sz w:val="22"/>
           <w:szCs w:val="22"/>
         </w:rPr>
-        <w:t xml:space="preserve">Broadcast Director &amp; Technical Lead</w:t>
+        <w:t xml:space="preserve">Beach Manager</w:t>
       </w:r>
       <w:r>
         <w:rPr>
@@ -543,7 +508,7 @@
           <w:sz w:val="22"/>
           <w:szCs w:val="22"/>
         </w:rPr>
-        <w:t xml:space="preserve">Jan 2022 – May 2025</w:t>
+        <w:t xml:space="preserve">May 2026 – Aug 2026</w:t>
       </w:r>
     </w:p>
     <w:p xmlns:wp14="http://schemas.microsoft.com/office/word/2010/wordml" wp14:textId="77777777">
@@ -562,24 +527,7 @@
           <w:sz w:val="22"/>
           <w:szCs w:val="22"/>
         </w:rPr>
-        <w:t xml:space="preserve">Carmel Catholic High School</w:t>
-      </w:r>
-      <w:r>
-        <w:rPr>
-          <w:rFonts w:ascii="Calibri" w:hAnsi="Calibri" w:eastAsia="Calibri" w:cs="Calibri"/>
-          <w:sz w:val="22"/>
-          <w:szCs w:val="22"/>
-        </w:rPr>
-        <w:t xml:space="preserve">	</w:t>
-      </w:r>
-      <w:r>
-        <w:rPr>
-          <w:rFonts w:ascii="Calibri" w:hAnsi="Calibri" w:eastAsia="Calibri" w:cs="Calibri"/>
-          <w:color w:val="404040"/>
-          <w:sz w:val="22"/>
-          <w:szCs w:val="22"/>
-        </w:rPr>
-        <w:t xml:space="preserve">Mundelein, IL</w:t>
+        <w:t xml:space="preserve">City of Waukegan, Waukegan Municipal Beach</w:t>
       </w:r>
     </w:p>
     <w:p xmlns:wp14="http://schemas.microsoft.com/office/word/2010/wordml" wp14:textId="77777777">
@@ -597,312 +545,6 @@
           <w:sz w:val="21"/>
           <w:szCs w:val="21"/>
         </w:rPr>
-        <w:t xml:space="preserve">Led the broadcast of school masses and home and away sports events, integrating wireless video systems, drone equipment, media servers, and audio across changing environments</w:t>
-      </w:r>
-    </w:p>
-    <w:p xmlns:wp14="http://schemas.microsoft.com/office/word/2010/wordml" wp14:textId="77777777">
-      <w:pPr>
-        <w:pStyle w:val="ListParagraph"/>
-        <w:numPr>
-          <w:ilvl w:val="0"/>
-          <w:numId w:val="2"/>
-        </w:numPr>
-        <w:spacing w:after="10" w:line="240"/>
-      </w:pPr>
-      <w:r>
-        <w:rPr>
-          <w:rFonts w:ascii="Calibri" w:hAnsi="Calibri" w:eastAsia="Calibri" w:cs="Calibri"/>
-          <w:sz w:val="21"/>
-          <w:szCs w:val="21"/>
-        </w:rPr>
-        <w:t xml:space="preserve">Solved real-time technical problems across signal, network, and equipment failures to ensure uninterrupted live broadcasts</w:t>
-      </w:r>
-    </w:p>
-    <w:p xmlns:wp14="http://schemas.microsoft.com/office/word/2010/wordml" wp14:textId="77777777">
-      <w:pPr>
-        <w:tabs>
-          <w:tab w:val="right" w:pos="10440"/>
-        </w:tabs>
-        <w:spacing w:before="60" w:after="0"/>
-      </w:pPr>
-      <w:r>
-        <w:rPr>
-          <w:rFonts w:ascii="Calibri" w:hAnsi="Calibri" w:eastAsia="Calibri" w:cs="Calibri"/>
-          <w:b/>
-          <w:bCs/>
-          <w:sz w:val="22"/>
-          <w:szCs w:val="22"/>
-        </w:rPr>
-        <w:t xml:space="preserve">Lead Programmer, Team Captain, and Driver</w:t>
-      </w:r>
-      <w:r>
-        <w:rPr>
-          <w:rFonts w:ascii="Calibri" w:hAnsi="Calibri" w:eastAsia="Calibri" w:cs="Calibri"/>
-          <w:sz w:val="22"/>
-          <w:szCs w:val="22"/>
-        </w:rPr>
-        <w:t xml:space="preserve">	</w:t>
-      </w:r>
-      <w:r>
-        <w:rPr>
-          <w:rFonts w:ascii="Calibri" w:hAnsi="Calibri" w:eastAsia="Calibri" w:cs="Calibri"/>
-          <w:i/>
-          <w:iCs/>
-          <w:sz w:val="22"/>
-          <w:szCs w:val="22"/>
-        </w:rPr>
-        <w:t xml:space="preserve">Fall 2021 – Spring 2025</w:t>
-      </w:r>
-    </w:p>
-    <w:p xmlns:wp14="http://schemas.microsoft.com/office/word/2010/wordml" wp14:textId="77777777">
-      <w:pPr>
-        <w:tabs>
-          <w:tab w:val="right" w:pos="10440"/>
-        </w:tabs>
-        <w:spacing w:after="10"/>
-      </w:pPr>
-      <w:r>
-        <w:rPr>
-          <w:rFonts w:ascii="Calibri" w:hAnsi="Calibri" w:eastAsia="Calibri" w:cs="Calibri"/>
-          <w:i/>
-          <w:iCs/>
-          <w:color w:val="404040"/>
-          <w:sz w:val="22"/>
-          <w:szCs w:val="22"/>
-        </w:rPr>
-        <w:t xml:space="preserve">FIRST FTC Robotics, Carmel Catholic High School</w:t>
-      </w:r>
-      <w:r>
-        <w:rPr>
-          <w:rFonts w:ascii="Calibri" w:hAnsi="Calibri" w:eastAsia="Calibri" w:cs="Calibri"/>
-          <w:sz w:val="22"/>
-          <w:szCs w:val="22"/>
-        </w:rPr>
-        <w:t xml:space="preserve">	</w:t>
-      </w:r>
-      <w:r>
-        <w:rPr>
-          <w:rFonts w:ascii="Calibri" w:hAnsi="Calibri" w:eastAsia="Calibri" w:cs="Calibri"/>
-          <w:color w:val="404040"/>
-          <w:sz w:val="22"/>
-          <w:szCs w:val="22"/>
-        </w:rPr>
-        <w:t xml:space="preserve">Mundelein, IL</w:t>
-      </w:r>
-    </w:p>
-    <w:p xmlns:wp14="http://schemas.microsoft.com/office/word/2010/wordml" wp14:textId="77777777">
-      <w:pPr>
-        <w:pStyle w:val="ListParagraph"/>
-        <w:numPr>
-          <w:ilvl w:val="0"/>
-          <w:numId w:val="2"/>
-        </w:numPr>
-        <w:spacing w:after="10" w:line="240"/>
-      </w:pPr>
-      <w:r>
-        <w:rPr>
-          <w:rFonts w:ascii="Calibri" w:hAnsi="Calibri" w:eastAsia="Calibri" w:cs="Calibri"/>
-          <w:sz w:val="21"/>
-          <w:szCs w:val="21"/>
-        </w:rPr>
-        <w:t xml:space="preserve">Served as programmer and driver in the first year, lead programmer for the following two, and lead programmer, team captain, driver, and mechanic in the final year; returned post-graduation as an alumni advisor</w:t>
-      </w:r>
-    </w:p>
-    <w:p xmlns:wp14="http://schemas.microsoft.com/office/word/2010/wordml" wp14:textId="77777777">
-      <w:pPr>
-        <w:pStyle w:val="ListParagraph"/>
-        <w:numPr>
-          <w:ilvl w:val="0"/>
-          <w:numId w:val="2"/>
-        </w:numPr>
-        <w:spacing w:after="10" w:line="240"/>
-      </w:pPr>
-      <w:r>
-        <w:rPr>
-          <w:rFonts w:ascii="Calibri" w:hAnsi="Calibri" w:eastAsia="Calibri" w:cs="Calibri"/>
-          <w:sz w:val="21"/>
-          <w:szCs w:val="21"/>
-        </w:rPr>
-        <w:t xml:space="preserve">Designed and implemented autonomous and teleoperated control software; led mechanical builds and team strategy across competitions</w:t>
-      </w:r>
-    </w:p>
-    <w:p xmlns:wp14="http://schemas.microsoft.com/office/word/2010/wordml" wp14:textId="77777777">
-      <w:pPr>
-        <w:tabs>
-          <w:tab w:val="right" w:pos="10440"/>
-        </w:tabs>
-        <w:spacing w:before="60" w:after="0"/>
-      </w:pPr>
-      <w:r>
-        <w:rPr>
-          <w:rFonts w:ascii="Calibri" w:hAnsi="Calibri" w:eastAsia="Calibri" w:cs="Calibri"/>
-          <w:b/>
-          <w:bCs/>
-          <w:sz w:val="22"/>
-          <w:szCs w:val="22"/>
-        </w:rPr>
-        <w:t xml:space="preserve">Sound Engineer</w:t>
-      </w:r>
-      <w:r>
-        <w:rPr>
-          <w:rFonts w:ascii="Calibri" w:hAnsi="Calibri" w:eastAsia="Calibri" w:cs="Calibri"/>
-          <w:sz w:val="22"/>
-          <w:szCs w:val="22"/>
-        </w:rPr>
-        <w:t xml:space="preserve">	</w:t>
-      </w:r>
-      <w:r>
-        <w:rPr>
-          <w:rFonts w:ascii="Calibri" w:hAnsi="Calibri" w:eastAsia="Calibri" w:cs="Calibri"/>
-          <w:i/>
-          <w:iCs/>
-          <w:sz w:val="22"/>
-          <w:szCs w:val="22"/>
-        </w:rPr>
-        <w:t xml:space="preserve">Sep 2023 – May 2025</w:t>
-      </w:r>
-    </w:p>
-    <w:p xmlns:wp14="http://schemas.microsoft.com/office/word/2010/wordml" wp14:textId="77777777">
-      <w:pPr>
-        <w:tabs>
-          <w:tab w:val="right" w:pos="10440"/>
-        </w:tabs>
-        <w:spacing w:after="10"/>
-      </w:pPr>
-      <w:r>
-        <w:rPr>
-          <w:rFonts w:ascii="Calibri" w:hAnsi="Calibri" w:eastAsia="Calibri" w:cs="Calibri"/>
-          <w:i/>
-          <w:iCs/>
-          <w:color w:val="404040"/>
-          <w:sz w:val="22"/>
-          <w:szCs w:val="22"/>
-        </w:rPr>
-        <w:t xml:space="preserve">Carmel Catholic High School</w:t>
-      </w:r>
-      <w:r>
-        <w:rPr>
-          <w:rFonts w:ascii="Calibri" w:hAnsi="Calibri" w:eastAsia="Calibri" w:cs="Calibri"/>
-          <w:sz w:val="22"/>
-          <w:szCs w:val="22"/>
-        </w:rPr>
-        <w:t xml:space="preserve">	</w:t>
-      </w:r>
-      <w:r>
-        <w:rPr>
-          <w:rFonts w:ascii="Calibri" w:hAnsi="Calibri" w:eastAsia="Calibri" w:cs="Calibri"/>
-          <w:color w:val="404040"/>
-          <w:sz w:val="22"/>
-          <w:szCs w:val="22"/>
-        </w:rPr>
-        <w:t xml:space="preserve">Mundelein, IL</w:t>
-      </w:r>
-    </w:p>
-    <w:p xmlns:wp14="http://schemas.microsoft.com/office/word/2010/wordml" wp14:textId="77777777">
-      <w:pPr>
-        <w:pStyle w:val="ListParagraph"/>
-        <w:numPr>
-          <w:ilvl w:val="0"/>
-          <w:numId w:val="2"/>
-        </w:numPr>
-        <w:spacing w:after="10" w:line="240"/>
-      </w:pPr>
-      <w:r>
-        <w:rPr>
-          <w:rFonts w:ascii="Calibri" w:hAnsi="Calibri" w:eastAsia="Calibri" w:cs="Calibri"/>
-          <w:sz w:val="21"/>
-          <w:szCs w:val="21"/>
-        </w:rPr>
-        <w:t xml:space="preserve">Designed and installed sound systems for events across the Carmel Catholic Auditorium and Salvi Arena; provided live sound engineering for performances, concerts, plays, and assemblies</w:t>
-      </w:r>
-    </w:p>
-    <w:p xmlns:wp14="http://schemas.microsoft.com/office/word/2010/wordml" wp14:textId="77777777">
-      <w:pPr>
-        <w:tabs>
-          <w:tab w:val="right" w:pos="10440"/>
-        </w:tabs>
-        <w:spacing w:before="60" w:after="0"/>
-      </w:pPr>
-      <w:r>
-        <w:rPr>
-          <w:rFonts w:ascii="Calibri" w:hAnsi="Calibri" w:eastAsia="Calibri" w:cs="Calibri"/>
-          <w:b/>
-          <w:bCs/>
-          <w:sz w:val="22"/>
-          <w:szCs w:val="22"/>
-        </w:rPr>
-        <w:t xml:space="preserve">Beach Manager</w:t>
-      </w:r>
-      <w:r>
-        <w:rPr>
-          <w:rFonts w:ascii="Calibri" w:hAnsi="Calibri" w:eastAsia="Calibri" w:cs="Calibri"/>
-          <w:sz w:val="22"/>
-          <w:szCs w:val="22"/>
-        </w:rPr>
-        <w:t xml:space="preserve">	</w:t>
-      </w:r>
-      <w:r>
-        <w:rPr>
-          <w:rFonts w:ascii="Calibri" w:hAnsi="Calibri" w:eastAsia="Calibri" w:cs="Calibri"/>
-          <w:i/>
-          <w:iCs/>
-          <w:sz w:val="22"/>
-          <w:szCs w:val="22"/>
-        </w:rPr>
-        <w:t xml:space="preserve">May 2026 – Aug 2026</w:t>
-      </w:r>
-    </w:p>
-    <w:p xmlns:wp14="http://schemas.microsoft.com/office/word/2010/wordml" wp14:textId="77777777">
-      <w:pPr>
-        <w:tabs>
-          <w:tab w:val="right" w:pos="10440"/>
-        </w:tabs>
-        <w:spacing w:after="10"/>
-      </w:pPr>
-      <w:r>
-        <w:rPr>
-          <w:rFonts w:ascii="Calibri" w:hAnsi="Calibri" w:eastAsia="Calibri" w:cs="Calibri"/>
-          <w:i/>
-          <w:iCs/>
-          <w:color w:val="404040"/>
-          <w:sz w:val="22"/>
-          <w:szCs w:val="22"/>
-        </w:rPr>
-        <w:t xml:space="preserve">City of Waukegan, Waukegan Municipal Beach</w:t>
-      </w:r>
-      <w:r>
-        <w:rPr>
-          <w:rFonts w:ascii="Calibri" w:hAnsi="Calibri" w:eastAsia="Calibri" w:cs="Calibri"/>
-          <w:sz w:val="22"/>
-          <w:szCs w:val="22"/>
-        </w:rPr>
-        <w:t xml:space="preserve">	</w:t>
-      </w:r>
-      <w:r>
-        <w:rPr>
-          <w:rFonts w:ascii="Calibri" w:hAnsi="Calibri" w:eastAsia="Calibri" w:cs="Calibri"/>
-          <w:color w:val="404040"/>
-          <w:sz w:val="22"/>
-          <w:szCs w:val="22"/>
-        </w:rPr>
-        <w:t xml:space="preserve">Waukegan, IL</w:t>
-      </w:r>
-    </w:p>
-    <w:p xmlns:wp14="http://schemas.microsoft.com/office/word/2010/wordml" wp14:textId="77777777">
-      <w:pPr>
-        <w:pStyle w:val="ListParagraph"/>
-        <w:numPr>
-          <w:ilvl w:val="0"/>
-          <w:numId w:val="2"/>
-        </w:numPr>
-        <w:spacing w:after="10" w:line="240"/>
-      </w:pPr>
-      <w:r>
-        <w:rPr>
-          <w:rFonts w:ascii="Calibri" w:hAnsi="Calibri" w:eastAsia="Calibri" w:cs="Calibri"/>
-          <w:sz w:val="21"/>
-          <w:szCs w:val="21"/>
-        </w:rPr>
         <w:t xml:space="preserve">Promoted from Beach Ranger; scheduled and delegated tasks across beach staff, coordinating daily coverage and responsibilities</w:t>
       </w:r>
     </w:p>
@@ -974,7 +616,7 @@
     </w:p>
     <w:sectPr>
       <w:pgSz w:w="12240" w:h="15840" w:orient="portrait"/>
-      <w:pgMar w:top="220" w:right="900" w:bottom="220" w:left="900" w:header="708" w:footer="708" w:gutter="0"/>
+      <w:pgMar w:top="1440" w:right="1440" w:bottom="1440" w:left="1440" w:header="708" w:footer="708" w:gutter="0"/>
       <w:pgNumType/>
       <w:docGrid w:linePitch="360"/>
       <w:cols w:num="1"/>

--- a/Alejandro Escamilla - Resume.docx
+++ b/Alejandro Escamilla - Resume.docx
@@ -240,7 +240,7 @@
           <w:szCs w:val="21"/>
           <w:lang w:val="en-US"/>
         </w:rPr>
-        <w:t>Built a hybrid retrieval pipeline combining Voyage AI embeddings, BM25 lexical search, and Anthropic’s Contextual Retrieval for high-relevance knowledge base queries</w:t>
+        <w:t>Built a hybrid retrieval pipeline combining Voyage AI embeddings and BM25 lexical search, storing vectors in sqlite-vec for fast, high-relevance knowledge base queries</w:t>
       </w:r>
     </w:p>
     <w:p xmlns:wp14="http://schemas.microsoft.com/office/word/2010/wordml" wp14:textId="77777777">
@@ -260,7 +260,47 @@
           <w:szCs w:val="21"/>
           <w:lang w:val="en-US"/>
         </w:rPr>
-        <w:t>Developed a cross-browser extension (Chrome MV3 and Firefox) handling Cerebro SSO authentication via postMessage, allowing the tool to integrate directly into IT staff workflows</w:t>
+        <w:t>Boosted retrieval accuracy on ambiguous queries by implementing Anthropic’s Contextual Retrieval technique, using the Claude API to prepend chunk-specific context before indexing</w:t>
+      </w:r>
+    </w:p>
+    <w:p xmlns:wp14="http://schemas.microsoft.com/office/word/2010/wordml" wp14:textId="77777777">
+      <w:pPr>
+        <w:pStyle w:val="ListParagraph"/>
+        <w:numPr>
+          <w:ilvl w:val="0"/>
+          <w:numId w:val="2"/>
+        </w:numPr>
+        <w:spacing w:after="10" w:line="240" w:lineRule="auto"/>
+        <w:rPr/>
+      </w:pPr>
+      <w:r>
+        <w:rPr>
+          <w:rFonts w:ascii="Calibri" w:hAnsi="Calibri" w:eastAsia="Calibri" w:cs="Calibri"/>
+          <w:sz w:val="21"/>
+          <w:szCs w:val="21"/>
+          <w:lang w:val="en-US"/>
+        </w:rPr>
+        <w:t>Developed a cross-browser extension (Chrome MV3 and Firefox) handling Cerebro SSO authentication via postMessage, integrating the tool directly into IT staff workflows</w:t>
+      </w:r>
+    </w:p>
+    <w:p xmlns:wp14="http://schemas.microsoft.com/office/word/2010/wordml" wp14:textId="77777777">
+      <w:pPr>
+        <w:pStyle w:val="ListParagraph"/>
+        <w:numPr>
+          <w:ilvl w:val="0"/>
+          <w:numId w:val="2"/>
+        </w:numPr>
+        <w:spacing w:after="10" w:line="240" w:lineRule="auto"/>
+        <w:rPr/>
+      </w:pPr>
+      <w:r>
+        <w:rPr>
+          <w:rFonts w:ascii="Calibri" w:hAnsi="Calibri" w:eastAsia="Calibri" w:cs="Calibri"/>
+          <w:sz w:val="21"/>
+          <w:szCs w:val="21"/>
+          <w:lang w:val="en-US"/>
+        </w:rPr>
+        <w:t>Deployed the Flask backend to Azure App Service, structuring the API to serve search and embedding requests for production use</w:t>
       </w:r>
     </w:p>
     <w:p xmlns:wp14="http://schemas.microsoft.com/office/word/2010/wordml" wp14:textId="77777777">
@@ -343,7 +383,7 @@
           <w:sz w:val="21"/>
           <w:szCs w:val="21"/>
         </w:rPr>
-        <w:t xml:space="preserve">Designed an internal router, backed by a Claude agent, that decomposes user input into discrete intents with parameter extraction, resolves inter-task dependencies, and produces an execution queue</w:t>
+        <w:t xml:space="preserve">Designed a Claude-agent-backed router that decomposes free-form voice input into discrete intents, extracting parameters for each identified action</w:t>
       </w:r>
     </w:p>
     <w:p xmlns:wp14="http://schemas.microsoft.com/office/word/2010/wordml" wp14:textId="77777777">
@@ -361,7 +401,43 @@
           <w:sz w:val="21"/>
           <w:szCs w:val="21"/>
         </w:rPr>
-        <w:t xml:space="preserve">Architected dynamic capability generation and compound command handling, with a final Claude agent compiling execution results into a single coherent spoken response</w:t>
+        <w:t xml:space="preserve">Built a dependency-resolution engine that sequences interdependent intents into an ordered execution queue, enabling accurate multi-step voice commands</w:t>
+      </w:r>
+    </w:p>
+    <w:p xmlns:wp14="http://schemas.microsoft.com/office/word/2010/wordml" wp14:textId="77777777">
+      <w:pPr>
+        <w:pStyle w:val="ListParagraph"/>
+        <w:numPr>
+          <w:ilvl w:val="0"/>
+          <w:numId w:val="2"/>
+        </w:numPr>
+        <w:spacing w:after="10" w:line="240"/>
+      </w:pPr>
+      <w:r>
+        <w:rPr>
+          <w:rFonts w:ascii="Calibri" w:hAnsi="Calibri" w:eastAsia="Calibri" w:cs="Calibri"/>
+          <w:sz w:val="21"/>
+          <w:szCs w:val="21"/>
+        </w:rPr>
+        <w:t xml:space="preserve">Architected a dynamic capability generation system that extends the assistant’s available actions at runtime, avoiding hardcoded per-command handlers</w:t>
+      </w:r>
+    </w:p>
+    <w:p xmlns:wp14="http://schemas.microsoft.com/office/word/2010/wordml" wp14:textId="77777777">
+      <w:pPr>
+        <w:pStyle w:val="ListParagraph"/>
+        <w:numPr>
+          <w:ilvl w:val="0"/>
+          <w:numId w:val="2"/>
+        </w:numPr>
+        <w:spacing w:after="10" w:line="240"/>
+      </w:pPr>
+      <w:r>
+        <w:rPr>
+          <w:rFonts w:ascii="Calibri" w:hAnsi="Calibri" w:eastAsia="Calibri" w:cs="Calibri"/>
+          <w:sz w:val="21"/>
+          <w:szCs w:val="21"/>
+        </w:rPr>
+        <w:t xml:space="preserve">Implemented compound command handling with a dedicated Claude agent, compiling multiple execution results into a single coherent spoken response</w:t>
       </w:r>
     </w:p>
     <w:p xmlns:wp14="http://schemas.microsoft.com/office/word/2010/wordml" wp14:textId="77777777">

--- a/Alejandro Escamilla - Resume.docx
+++ b/Alejandro Escamilla - Resume.docx
@@ -145,11 +145,14 @@
         <w:t>iKB (IntelligentKB) — AI-Powered Knowledge Base Search Tool</w:t>
       </w:r>
       <w:r>
+        <w:tab/>
+      </w:r>
+      <w:r>
         <w:rPr>
           <w:i/>
           <w:iCs/>
         </w:rPr>
-        <w:t>In Development</w:t>
+        <w:t>Mar 2026 – Present</w:t>
       </w:r>
     </w:p>
     <w:p>
@@ -251,11 +254,14 @@
         <w:t>JACK — Real-Time Voice-First AI Assistant</w:t>
       </w:r>
       <w:r>
+        <w:tab/>
+      </w:r>
+      <w:r>
         <w:rPr>
           <w:i/>
           <w:iCs/>
         </w:rPr>
-        <w:t>In Development</w:t>
+        <w:t>Dec 2025 – Present</w:t>
       </w:r>
     </w:p>
     <w:p>

--- a/Alejandro Escamilla - Resume.docx
+++ b/Alejandro Escamilla - Resume.docx
@@ -498,7 +498,58 @@
           <w:sz w:val="21"/>
           <w:szCs w:val="21"/>
         </w:rPr>
-        <w:t>Promoted from Beach Ranger; scheduled and delegated tasks across beach staff, coordinating daily coverage and responsibilities</w:t>
+        <w:t>Directed a staff-led initiative that installed identifying markers at each of the beach’s three piers, cutting 911 dispatch response times by giving callers a precise location to report</w:t>
+      </w:r>
+    </w:p>
+    <w:p>
+      <w:pPr>
+        <w:pStyle w:val="ListParagraph"/>
+        <w:numPr>
+          <w:ilvl w:val="0"/>
+          <w:numId w:val="2"/>
+        </w:numPr>
+        <w:spacing w:after="10"/>
+      </w:pPr>
+      <w:r>
+        <w:rPr>
+          <w:sz w:val="21"/>
+          <w:szCs w:val="21"/>
+        </w:rPr>
+        <w:t>Promoted from Beach Ranger to Beach Manager; scheduled and delegated daily tasks across a staff of 6–15, ensuring consistent coverage across all beach operations</w:t>
+      </w:r>
+    </w:p>
+    <w:p>
+      <w:pPr>
+        <w:pStyle w:val="ListParagraph"/>
+        <w:numPr>
+          <w:ilvl w:val="0"/>
+          <w:numId w:val="2"/>
+        </w:numPr>
+        <w:spacing w:after="10"/>
+      </w:pPr>
+      <w:r>
+        <w:rPr>
+          <w:sz w:val="21"/>
+          <w:szCs w:val="21"/>
+        </w:rPr>
+        <w:t>Trained and onboarded new beach staff on safety protocols, customer service standards, and facility and equipment procedures</w:t>
+      </w:r>
+    </w:p>
+    <w:p>
+      <w:pPr>
+        <w:pStyle w:val="ListParagraph"/>
+        <w:numPr>
+          <w:ilvl w:val="0"/>
+          <w:numId w:val="2"/>
+        </w:numPr>
+        <w:spacing w:after="10"/>
+      </w:pPr>
+      <w:r>
+        <w:rPr>
+          <w:sz w:val="21"/>
+          <w:szCs w:val="21"/>
+        </w:rPr>
+        <w:t>Served as the primary point of contact for visitor questions and concerns, maintaining CPR/First Aid certification to respond to on-site medical situations</w:t>
       </w:r>
     </w:p>
     <w:p>
@@ -515,7 +566,7 @@
           <w:color w:val="1A1A1A"/>
           <w:spacing w:val="20"/>
         </w:rPr>
-        <w:t>SKILLS &amp; LANGUAGES</w:t>
+        <w:t>SKILLS</w:t>
       </w:r>
     </w:p>
     <w:p>
@@ -551,7 +602,7 @@
           <w:sz w:val="20"/>
           <w:szCs w:val="20"/>
         </w:rPr>
-        <w:t>English (native), Spanish (heritage), French (intermediate)</w:t>
+        <w:t>English (native), Spanish (heritage)</w:t>
       </w:r>
     </w:p>
     <w:sectPr>

--- a/Alejandro Escamilla - Resume.docx
+++ b/Alejandro Escamilla - Resume.docx
@@ -481,7 +481,7 @@
           <w:iCs/>
           <w:color w:val="404040"/>
         </w:rPr>
-        <w:t>City of Waukegan, Waukegan Municipal Beach</w:t>
+        <w:t>City of Waukegan Lakefront Department, Waukegan Municipal Beach</w:t>
       </w:r>
     </w:p>
     <w:p>
@@ -498,7 +498,7 @@
           <w:sz w:val="21"/>
           <w:szCs w:val="21"/>
         </w:rPr>
-        <w:t>Directed a staff-led initiative that installed identifying markers at each of the beach’s three piers, cutting 911 dispatch response times by giving callers a precise location to report</w:t>
+        <w:t>Directed the on-site execution of a City Council-commissioned safety initiative, installing identifying markers at each of the beach’s three piers to cut 911 dispatch response times</w:t>
       </w:r>
     </w:p>
     <w:p>

--- a/Alejandro Escamilla - Resume.docx
+++ b/Alejandro Escamilla - Resume.docx
@@ -481,7 +481,7 @@
           <w:iCs/>
           <w:color w:val="404040"/>
         </w:rPr>
-        <w:t>City of Waukegan Lakefront Department, Waukegan Municipal Beach</w:t>
+        <w:t>Waukegan Municipal Beach</w:t>
       </w:r>
     </w:p>
     <w:p>

--- a/Alejandro Escamilla - Resume.docx
+++ b/Alejandro Escamilla - Resume.docx
@@ -380,7 +380,7 @@
           <w:b/>
           <w:bCs/>
         </w:rPr>
-        <w:t>Help Desk Student Consultant</w:t>
+        <w:t>University of Illinois Technology Services</w:t>
       </w:r>
       <w:r>
         <w:tab/>
@@ -406,7 +406,7 @@
           <w:iCs/>
           <w:color w:val="404040"/>
         </w:rPr>
-        <w:t>University of Illinois Technology Services</w:t>
+        <w:t>Help Desk Student Consultant</w:t>
       </w:r>
     </w:p>
     <w:p>
@@ -455,7 +455,7 @@
           <w:b/>
           <w:bCs/>
         </w:rPr>
-        <w:t>Beach Manager</w:t>
+        <w:t>Waukegan Municipal Beach</w:t>
       </w:r>
       <w:r>
         <w:tab/>
@@ -481,7 +481,7 @@
           <w:iCs/>
           <w:color w:val="404040"/>
         </w:rPr>
-        <w:t>Waukegan Municipal Beach</w:t>
+        <w:t>Beach Manager</w:t>
       </w:r>
     </w:p>
     <w:p>

--- a/Alejandro Escamilla - Resume.docx
+++ b/Alejandro Escamilla - Resume.docx
@@ -185,7 +185,7 @@
           <w:sz w:val="21"/>
           <w:szCs w:val="21"/>
         </w:rPr>
-        <w:t>Built a hybrid retrieval pipeline combining Voyage AI embeddings and BM25 lexical search, storing vectors in sqlite-vec for fast, high-relevance knowledge base queries</w:t>
+        <w:t>Combined Voyage AI embeddings and BM25 lexical search in a hybrid retrieval pipeline backed by sqlite-vec</w:t>
       </w:r>
     </w:p>
     <w:p>
@@ -202,7 +202,7 @@
           <w:sz w:val="21"/>
           <w:szCs w:val="21"/>
         </w:rPr>
-        <w:t>Boosted retrieval accuracy on ambiguous queries by implementing Anthropic’s Contextual Retrieval technique, using the Claude API to prepend chunk-specific context before indexing</w:t>
+        <w:t>Boosted accuracy via Anthropic’s Contextual Retrieval, prepending Claude-generated context before indexing</w:t>
       </w:r>
     </w:p>
     <w:p>
@@ -219,7 +219,7 @@
           <w:sz w:val="21"/>
           <w:szCs w:val="21"/>
         </w:rPr>
-        <w:t>Developed a cross-browser extension (Chrome MV3 and Firefox) handling Cerebro SSO authentication via postMessage, integrating the tool directly into IT staff workflows</w:t>
+        <w:t>Built a Chrome/Firefox extension handling Cerebro SSO via postMessage, integrating into IT workflows</w:t>
       </w:r>
     </w:p>
     <w:p>
@@ -236,7 +236,7 @@
           <w:sz w:val="21"/>
           <w:szCs w:val="21"/>
         </w:rPr>
-        <w:t>Deployed the Flask backend to Azure App Service, structuring the API to serve search and embedding requests for production use</w:t>
+        <w:t>Deployed the Flask backend to Azure App Service to serve search and embedding requests in production</w:t>
       </w:r>
     </w:p>
     <w:p>
@@ -297,7 +297,7 @@
           <w:sz w:val="21"/>
           <w:szCs w:val="21"/>
         </w:rPr>
-        <w:t>Designed a Claude-agent-backed router that decomposes free-form voice input into discrete intents, extracting parameters for each identified action</w:t>
+        <w:t>Designed a Claude-backed router that decomposes voice input into intents with parameter extraction</w:t>
       </w:r>
     </w:p>
     <w:p>
@@ -314,7 +314,7 @@
           <w:sz w:val="21"/>
           <w:szCs w:val="21"/>
         </w:rPr>
-        <w:t>Built a dependency-resolution engine that sequences interdependent intents into an ordered execution queue, enabling accurate multi-step voice commands</w:t>
+        <w:t>Built a dependency-resolution engine sequencing intents into an execution queue for multi-step commands</w:t>
       </w:r>
     </w:p>
     <w:p>
@@ -331,7 +331,7 @@
           <w:sz w:val="21"/>
           <w:szCs w:val="21"/>
         </w:rPr>
-        <w:t>Architected a dynamic capability generation system that extends the assistant’s available actions at runtime, avoiding hardcoded per-command handlers</w:t>
+        <w:t>Architected dynamic capability generation, extending the assistant’s actions at runtime without hardcoded handlers</w:t>
       </w:r>
     </w:p>
     <w:p>
@@ -348,7 +348,7 @@
           <w:sz w:val="21"/>
           <w:szCs w:val="21"/>
         </w:rPr>
-        <w:t>Implemented compound command handling with a dedicated Claude agent, compiling multiple execution results into a single coherent spoken response</w:t>
+        <w:t>Implemented compound command handling, using a Claude agent to compile results into one spoken response</w:t>
       </w:r>
     </w:p>
     <w:p>
@@ -423,7 +423,7 @@
           <w:sz w:val="21"/>
           <w:szCs w:val="21"/>
         </w:rPr>
-        <w:t>Provide Tier 1 technical support to students, faculty, and staff across university-managed services, including UIUC accounts, campus network access, and Microsoft 365</w:t>
+        <w:t>Provide Tier 1 support for UIUC accounts, campus network access, and Microsoft 365 across university services</w:t>
       </w:r>
     </w:p>
     <w:p>
@@ -440,7 +440,7 @@
           <w:sz w:val="21"/>
           <w:szCs w:val="21"/>
         </w:rPr>
-        <w:t>Troubleshoot connectivity, authentication, and software issues across a wide range of technical backgrounds, escalating complex tickets to Tier 2 with thorough documentation</w:t>
+        <w:t>Troubleshoot connectivity, authentication, and software issues, escalating complex tickets to Tier 2 with documentation</w:t>
       </w:r>
     </w:p>
     <w:p>
@@ -498,7 +498,7 @@
           <w:sz w:val="21"/>
           <w:szCs w:val="21"/>
         </w:rPr>
-        <w:t>Directed the on-site execution of a City Council-commissioned safety initiative, installing identifying markers at each of the beach’s three piers to cut 911 dispatch response times</w:t>
+        <w:t>Directed a City Council-mandated initiative installing pier ID markers, cutting 911 response times</w:t>
       </w:r>
     </w:p>
     <w:p>
@@ -515,7 +515,7 @@
           <w:sz w:val="21"/>
           <w:szCs w:val="21"/>
         </w:rPr>
-        <w:t>Promoted from Beach Ranger to Beach Manager; scheduled and delegated daily tasks across a staff of 6–15, ensuring consistent coverage across all beach operations</w:t>
+        <w:t>Promoted from Beach Ranger to Beach Manager; scheduled and delegated daily tasks across a staff of 6–15</w:t>
       </w:r>
     </w:p>
     <w:p>
@@ -532,7 +532,7 @@
           <w:sz w:val="21"/>
           <w:szCs w:val="21"/>
         </w:rPr>
-        <w:t>Trained and onboarded new beach staff on safety protocols, customer service standards, and facility and equipment procedures</w:t>
+        <w:t>Trained and onboarded new staff on safety, customer service, and facility procedures</w:t>
       </w:r>
     </w:p>
     <w:p>
@@ -549,7 +549,7 @@
           <w:sz w:val="21"/>
           <w:szCs w:val="21"/>
         </w:rPr>
-        <w:t>Served as the primary point of contact for visitor questions and concerns, maintaining CPR/First Aid certification to respond to on-site medical situations</w:t>
+        <w:t>Served as the primary contact for visitor concerns, maintaining CPR/First Aid certification for on-site emergencies</w:t>
       </w:r>
     </w:p>
     <w:p>
